--- a/.ai-workflow/work/tasks/현장방문대비/30 관리 산출물/개발/md2docx/JSA-PF-OP-001_운영 런북.docx
+++ b/.ai-workflow/work/tasks/현장방문대비/30 관리 산출물/개발/md2docx/JSA-PF-OP-001_운영 런북.docx
@@ -2,7 +2,6 @@
 <file path=word/document.xml><?xml version="1.0" encoding="utf-8"?>
 <w:document xmlns:w="http://schemas.openxmlformats.org/wordprocessingml/2006/main" xmlns:m="http://schemas.openxmlformats.org/officeDocument/2006/math" xmlns:r="http://schemas.openxmlformats.org/officeDocument/2006/relationships" xmlns:o="urn:schemas-microsoft-com:office:office" xmlns:v="urn:schemas-microsoft-com:vml" xmlns:w10="urn:schemas-microsoft-com:office:word" xmlns:a="http://schemas.openxmlformats.org/drawingml/2006/main" xmlns:pic="http://schemas.openxmlformats.org/drawingml/2006/picture" xmlns:wp="http://schemas.openxmlformats.org/drawingml/2006/wordprocessingDrawing">
   <w:body>
-    <w:bookmarkStart w:id="21" w:name="운영-런북"/>
     <w:p>
       <w:pPr>
         <w:pStyle w:val="Heading1"/>
@@ -199,7 +198,6 @@
         </w:tc>
       </w:tr>
     </w:tbl>
-    <w:bookmarkStart w:id="9" w:name="제개정-이력"/>
     <w:p>
       <w:pPr>
         <w:pStyle w:val="Heading2"/>
@@ -372,8 +370,6 @@
         <w:t xml:space="preserve">운영 후보 환경(NCP 공공기관용)은 구축 전이고, 사내 개발 클러스터에는 통합플랫폼이 아직 배포되지 않았다. 따라서 아래 내용은 (1) 현재 존재하는 사내 클러스터의 운영 절차와 (2) 통합플랫폼 배포 후 적용할 점검·장애 대응 절차다. 내부 주소·계정·비밀값은 적지 않고, 접속 정보는 클러스터 운영 문서에서 관리한다.</w:t>
       </w:r>
     </w:p>
-    <w:bookmarkEnd w:id="9"/>
-    <w:bookmarkStart w:id="13" w:name="X8027de47315d76e77f1153ee70e622ea2bc586b"/>
     <w:p>
       <w:pPr>
         <w:pStyle w:val="Heading2"/>
@@ -391,18 +387,18 @@
           <wp:inline>
             <wp:extent cx="5334000" cy="2939142"/>
             <wp:effectExtent b="0" l="0" r="0" t="0"/>
-            <wp:docPr descr="" title="" id="11" name="Picture"/>
+            <wp:docPr descr="" title="" id="10" name="Picture"/>
             <a:graphic>
               <a:graphicData uri="http://schemas.openxmlformats.org/drawingml/2006/picture">
                 <pic:pic>
                   <pic:nvPicPr>
-                    <pic:cNvPr descr="/private/tmp/claude-501/-Users-garam-ops-inp-ws/632e65b0-6fc7-4739-adf3-e9267929aa0a/scratchpad/mmd/fd306d0b2457bbf2fb5a1aadea49e7c3809cfb6c.png" id="12" name="Picture"/>
+                    <pic:cNvPr descr="/private/tmp/claude-501/-Users-garam-ops-inp-ws/632e65b0-6fc7-4739-adf3-e9267929aa0a/scratchpad/mmd/fd306d0b2457bbf2fb5a1aadea49e7c3809cfb6c.png" id="11" name="Picture"/>
                     <pic:cNvPicPr>
                       <a:picLocks noChangeArrowheads="1" noChangeAspect="1"/>
                     </pic:cNvPicPr>
                   </pic:nvPicPr>
                   <pic:blipFill>
-                    <a:blip r:embed="rId10"/>
+                    <a:blip r:embed="rId9"/>
                     <a:stretch>
                       <a:fillRect/>
                     </a:stretch>
@@ -746,8 +742,6 @@
         <w:t xml:space="preserve">※ 로컬 k3s(k3d) 실배포 검증은 2026-09-10(앱 파드 6개 Ready·마이그레이션 Job 2개 Complete·로그인 왕복 200)과 2026-09-16(NetworkPolicy 수정·마이그레이션 이미지 vendor 포함)에 했다. 그 뒤 admin 기본 포트 변경(09-17)과 chart 수정 T105(09-26 커밋, 09-27 PR #55 머지: admin 포트 주입·시드 기본 끔·Job 이름 개편·비루트·보안 컨텍스트)가 들어왔으나 클러스터에는 다시 올려 보지 않았다. 사내 개발 환경 실측은 T089 완료 조건 10 에서 하며 아직 착수 전이다.</w:t>
       </w:r>
     </w:p>
-    <w:bookmarkEnd w:id="13"/>
-    <w:bookmarkStart w:id="14" w:name="X45f696b45f25eb21399442a5ddfdca31389dbb3"/>
     <w:p>
       <w:pPr>
         <w:pStyle w:val="Heading2"/>
@@ -1206,8 +1200,6 @@
         <w:t xml:space="preserve">)에 있다. 이 문서에는 값을 적지 않는다.</w:t>
       </w:r>
     </w:p>
-    <w:bookmarkEnd w:id="14"/>
-    <w:bookmarkStart w:id="15" w:name="X6bd1a45bb1a529850d348f7e69d34f091e28631"/>
     <w:p>
       <w:pPr>
         <w:pStyle w:val="Heading2"/>
@@ -1996,8 +1988,6 @@
         </w:tc>
       </w:tr>
     </w:tbl>
-    <w:bookmarkEnd w:id="15"/>
-    <w:bookmarkStart w:id="16" w:name="X6cb7fca2caffe0194f3b75c40c4ecd2065e497b"/>
     <w:p>
       <w:pPr>
         <w:pStyle w:val="Heading2"/>
@@ -2991,8 +2981,6 @@
         </w:tc>
       </w:tr>
     </w:tbl>
-    <w:bookmarkEnd w:id="16"/>
-    <w:bookmarkStart w:id="17" w:name="Xd5bf70bde587c475a8df81e476f03e708de783e"/>
     <w:p>
       <w:pPr>
         <w:pStyle w:val="Heading2"/>
@@ -3322,8 +3310,6 @@
         <w:t xml:space="preserve">통합플랫폼 DB: 운영 관리형 DB 의 자동 백업에서 복원한다. 복원 절차 문서화는 T076(설계서 3.1.5), 리허설 주기·담당 결정은 T080(WBS ID 34)이며 모두 아직 미정이다.</w:t>
       </w:r>
     </w:p>
-    <w:bookmarkEnd w:id="17"/>
-    <w:bookmarkStart w:id="18" w:name="X0958094428f5abe4636d1d34d6982a2a1a292fe"/>
     <w:p>
       <w:pPr>
         <w:pStyle w:val="Heading2"/>
@@ -3434,8 +3420,6 @@
         <w:t xml:space="preserve">통합플랫폼 배포·롤백 절차는 JSA-PF-RL-002(배포 런북), JSA-PF-RL-003(롤백 계획)을 따른다.</w:t>
       </w:r>
     </w:p>
-    <w:bookmarkEnd w:id="18"/>
-    <w:bookmarkStart w:id="19" w:name="Xe73b473d2394beb4313e0fff4f984d195912a5e"/>
     <w:p>
       <w:pPr>
         <w:pStyle w:val="Heading2"/>
@@ -3607,8 +3591,6 @@
         <w:t xml:space="preserve">운영 책임자 지정·직무 분리·사고 대응·연락 체계는 CSAP 인증 신청 과업(M011, WBS ID 34 서비스 보안 운영체계 구성)에서 정한다. 현재 운영 인력은 사실상 1인을 전제로 하고 있어 조직 차원의 결정이 필요하다. 개인 연락처는 이 문서에 적지 않는다.</w:t>
       </w:r>
     </w:p>
-    <w:bookmarkEnd w:id="19"/>
-    <w:bookmarkStart w:id="20" w:name="X58dd21a205bf7ed3ea08d96049fa1e16d1cf175"/>
     <w:p>
       <w:pPr>
         <w:pStyle w:val="Heading2"/>
@@ -3758,8 +3740,6 @@
         <w:t xml:space="preserve">docs/01.개발/ADRs/deployment/</w:t>
       </w:r>
     </w:p>
-    <w:bookmarkEnd w:id="20"/>
-    <w:bookmarkEnd w:id="21"/>
     <w:sectPr>
       <w:footnotePr>
         <w:numRestart w:val="eachSect"/>

--- a/.ai-workflow/work/tasks/현장방문대비/30 관리 산출물/개발/md2docx/JSA-PF-OP-001_운영 런북.docx
+++ b/.ai-workflow/work/tasks/현장방문대비/30 관리 산출물/개발/md2docx/JSA-PF-OP-001_운영 런북.docx
@@ -175,24 +175,42 @@
               <w:pStyle w:val="Compact"/>
             </w:pPr>
             <w:r>
-              <w:t xml:space="preserve">작성자 / 승인자</w:t>
-            </w:r>
-          </w:p>
-        </w:tc>
-        <w:tc>
-          <w:tcPr/>
-          <w:p>
-            <w:pPr>
-              <w:pStyle w:val="Compact"/>
-            </w:pPr>
-            <w:r>
-              <w:t xml:space="preserve">개발팀 /</w:t>
-            </w:r>
-            <w:r>
-              <w:t xml:space="preserve"> </w:t>
-            </w:r>
-            <w:r>
-              <w:t xml:space="preserve">확인 필요</w:t>
+              <w:t xml:space="preserve">작성자</w:t>
+            </w:r>
+          </w:p>
+        </w:tc>
+        <w:tc>
+          <w:tcPr/>
+          <w:p>
+            <w:pPr>
+              <w:pStyle w:val="Compact"/>
+            </w:pPr>
+            <w:r>
+              <w:t xml:space="preserve">박가람</w:t>
+            </w:r>
+          </w:p>
+        </w:tc>
+      </w:tr>
+      <w:tr>
+        <w:tc>
+          <w:tcPr/>
+          <w:p>
+            <w:pPr>
+              <w:pStyle w:val="Compact"/>
+            </w:pPr>
+            <w:r>
+              <w:t xml:space="preserve">승인자</w:t>
+            </w:r>
+          </w:p>
+        </w:tc>
+        <w:tc>
+          <w:tcPr/>
+          <w:p>
+            <w:pPr>
+              <w:pStyle w:val="Compact"/>
+            </w:pPr>
+            <w:r>
+              <w:t xml:space="preserve">-</w:t>
             </w:r>
           </w:p>
         </w:tc>
@@ -320,18 +338,18 @@
               <w:pStyle w:val="Compact"/>
             </w:pPr>
             <w:r>
-              <w:t xml:space="preserve">개발팀</w:t>
-            </w:r>
-          </w:p>
-        </w:tc>
-        <w:tc>
-          <w:tcPr/>
-          <w:p>
-            <w:pPr>
-              <w:pStyle w:val="Compact"/>
-            </w:pPr>
-            <w:r>
-              <w:t xml:space="preserve">확인 필요</w:t>
+              <w:t xml:space="preserve">박가람</w:t>
+            </w:r>
+          </w:p>
+        </w:tc>
+        <w:tc>
+          <w:tcPr/>
+          <w:p>
+            <w:pPr>
+              <w:pStyle w:val="Compact"/>
+            </w:pPr>
+            <w:r>
+              <w:t xml:space="preserve">-</w:t>
             </w:r>
           </w:p>
         </w:tc>
@@ -351,23 +369,7 @@
         <w:t xml:space="preserve">dev0</w:t>
       </w:r>
       <w:r>
-        <w:t xml:space="preserve">)의 운영 절차다.</w:t>
-      </w:r>
-      <w:r>
-        <w:t xml:space="preserve"> </w:t>
-      </w:r>
-      <w:r>
-        <w:rPr>
-          <w:b/>
-          <w:bCs/>
-        </w:rPr>
-        <w:t xml:space="preserve">서비스 운영(고객 사용)은 아직 시작되지 않았다.</w:t>
-      </w:r>
-      <w:r>
-        <w:t xml:space="preserve"> </w:t>
-      </w:r>
-      <w:r>
-        <w:t xml:space="preserve">운영 후보 환경(NCP 공공기관용)은 구축 전이고, 사내 개발 클러스터에는 통합플랫폼이 아직 배포되지 않았다. 따라서 아래 내용은 (1) 현재 존재하는 사내 클러스터의 운영 절차와 (2) 통합플랫폼 배포 후 적용할 점검·장애 대응 절차다. 내부 주소·계정·비밀값은 적지 않고, 접속 정보는 클러스터 운영 문서에서 관리한다.</w:t>
+        <w:t xml:space="preserve">)의 운영 절차다. 아래 내용은 (1) 사내 클러스터의 운영 절차와 (2) 통합플랫폼 배포 후 적용할 점검·장애 대응 절차다. 내부 주소·계정·비밀값은 적지 않고, 접속 정보는 클러스터 운영 문서에서 관리한다.</w:t>
       </w:r>
     </w:p>
     <w:p>
@@ -392,7 +394,7 @@
               <a:graphicData uri="http://schemas.openxmlformats.org/drawingml/2006/picture">
                 <pic:pic>
                   <pic:nvPicPr>
-                    <pic:cNvPr descr="/private/tmp/claude-501/-Users-garam-ops-inp-ws/632e65b0-6fc7-4739-adf3-e9267929aa0a/scratchpad/mmd/fd306d0b2457bbf2fb5a1aadea49e7c3809cfb6c.png" id="11" name="Picture"/>
+                    <pic:cNvPr descr="/private/tmp/claude-501/-Users-garam-ops-inp-ws/bbccab8c-c001-47e8-bc61-7d0085fcfb6f/scratchpad/m2d/img/d7-1.png" id="11" name="Picture"/>
                     <pic:cNvPicPr>
                       <a:picLocks noChangeArrowheads="1" noChangeAspect="1"/>
                     </pic:cNvPicPr>
@@ -519,7 +521,7 @@
               <w:pStyle w:val="Compact"/>
             </w:pPr>
             <w:r>
-              <w:t xml:space="preserve">개발 완료, 로컬 k3s 실배포 검증(2026-09-10·09-16 기준)</w:t>
+              <w:t xml:space="preserve">개발 완료, 로컬 k3s 실배포 검증</w:t>
             </w:r>
           </w:p>
         </w:tc>
@@ -554,7 +556,7 @@
               <w:pStyle w:val="Compact"/>
             </w:pPr>
             <w:r>
-              <w:t xml:space="preserve">로컬 k3s 실배포 검증(2026-09-10·09-16 기준, admin 포트 변경 이전 코드)</w:t>
+              <w:t xml:space="preserve">로컬 k3s 실배포 검증</w:t>
             </w:r>
           </w:p>
         </w:tc>
@@ -607,7 +609,7 @@
               <w:pStyle w:val="Compact"/>
             </w:pPr>
             <w:r>
-              <w:t xml:space="preserve">로컬은 파드, 사내 개발은 위치 미정, 운영은 NCP Cloud DB(예정)</w:t>
+              <w:t xml:space="preserve">로컬은 파드, 운영은 NCP Cloud DB(예정)</w:t>
             </w:r>
           </w:p>
         </w:tc>
@@ -642,7 +644,7 @@
               <w:pStyle w:val="Compact"/>
             </w:pPr>
             <w:r>
-              <w:t xml:space="preserve">로컬 k3s 검증(2026-09-10·09-16 기준). T105 로 바뀐 Job 은 클러스터 미검증</w:t>
+              <w:t xml:space="preserve">로컬 k3s 검증</w:t>
             </w:r>
           </w:p>
         </w:tc>
@@ -728,7 +730,7 @@
               <w:pStyle w:val="Compact"/>
             </w:pPr>
             <w:r>
-              <w:t xml:space="preserve">구축 완료(2026-10-06 구축, 10-09~10 고가용성 확장). 통합플랫폼은 미배포</w:t>
+              <w:t xml:space="preserve">구축 완료(2026-10-06 구축, 10-09–10 고가용성 확장)</w:t>
             </w:r>
           </w:p>
         </w:tc>
@@ -739,7 +741,7 @@
         <w:pStyle w:val="BodyText"/>
       </w:pPr>
       <w:r>
-        <w:t xml:space="preserve">※ 로컬 k3s(k3d) 실배포 검증은 2026-09-10(앱 파드 6개 Ready·마이그레이션 Job 2개 Complete·로그인 왕복 200)과 2026-09-16(NetworkPolicy 수정·마이그레이션 이미지 vendor 포함)에 했다. 그 뒤 admin 기본 포트 변경(09-17)과 chart 수정 T105(09-26 커밋, 09-27 PR #55 머지: admin 포트 주입·시드 기본 끔·Job 이름 개편·비루트·보안 컨텍스트)가 들어왔으나 클러스터에는 다시 올려 보지 않았다. 사내 개발 환경 실측은 T089 완료 조건 10 에서 하며 아직 착수 전이다.</w:t>
+        <w:t xml:space="preserve">※ 로컬 k3s(k3d) 실배포 검증에서 앱 파드 6개 Ready, 마이그레이션 Job 2개 Complete, 로그인 왕복 200 을 확인했다.</w:t>
       </w:r>
     </w:p>
     <w:p>
@@ -1085,7 +1087,7 @@
               <w:pStyle w:val="Compact"/>
             </w:pPr>
             <w:r>
-              <w:t xml:space="preserve">VIP 는 관리 접속 경로만 보호한다. 앞단 nginx 는 저장소 밖의 단일 장비다</w:t>
+              <w:t xml:space="preserve">VIP 는 관리 접속 경로만 보호한다</w:t>
             </w:r>
           </w:p>
         </w:tc>
@@ -1109,29 +1111,29 @@
               <w:pStyle w:val="Compact"/>
             </w:pPr>
             <w:r>
-              <w:t xml:space="preserve">미정</w:t>
-            </w:r>
-          </w:p>
-        </w:tc>
-        <w:tc>
-          <w:tcPr/>
-          <w:p>
-            <w:pPr>
-              <w:pStyle w:val="Compact"/>
-            </w:pPr>
-            <w:r>
-              <w:t xml:space="preserve">—</w:t>
-            </w:r>
-          </w:p>
-        </w:tc>
-        <w:tc>
-          <w:tcPr/>
-          <w:p>
-            <w:pPr>
-              <w:pStyle w:val="Compact"/>
-            </w:pPr>
-            <w:r>
-              <w:t xml:space="preserve">운영 타깃으로 결정(2026-10-14)했으나 공공 콘솔 실측 5건이 승인 조건이다(T077)</w:t>
+              <w:t xml:space="preserve">-</w:t>
+            </w:r>
+          </w:p>
+        </w:tc>
+        <w:tc>
+          <w:tcPr/>
+          <w:p>
+            <w:pPr>
+              <w:pStyle w:val="Compact"/>
+            </w:pPr>
+            <w:r>
+              <w:t xml:space="preserve">-</w:t>
+            </w:r>
+          </w:p>
+        </w:tc>
+        <w:tc>
+          <w:tcPr/>
+          <w:p>
+            <w:pPr>
+              <w:pStyle w:val="Compact"/>
+            </w:pPr>
+            <w:r>
+              <w:t xml:space="preserve">운영 타깃 환경(2026-10-14 결정)</w:t>
             </w:r>
           </w:p>
         </w:tc>
@@ -1213,13 +1215,7 @@
         <w:pStyle w:val="FirstParagraph"/>
       </w:pPr>
       <w:r>
-        <w:t xml:space="preserve">주기가 규정된 점검은 아직 없다. 아래는 저장소 절차에서 나온 점검 항목이며, 정기 주기는 운영 개시 전 정한다(</w:t>
-      </w:r>
-      <w:r>
-        <w:t xml:space="preserve">확인 필요</w:t>
-      </w:r>
-      <w:r>
-        <w:t xml:space="preserve">).</w:t>
+        <w:t xml:space="preserve">아래는 저장소 절차에서 나온 점검 항목이다.</w:t>
       </w:r>
     </w:p>
     <w:tbl>
@@ -1366,22 +1362,7 @@
               <w:t xml:space="preserve"> </w:t>
             </w:r>
             <w:r>
-              <w:t xml:space="preserve">태그에서 전 잡 통과 뒤에만 자동 실행된다(수동</w:t>
-            </w:r>
-            <w:r>
-              <w:t xml:space="preserve"> </w:t>
-            </w:r>
-            <w:r>
-              <w:rPr>
-                <w:rStyle w:val="VerbatimChar"/>
-              </w:rPr>
-              <w:t xml:space="preserve">workflow_dispatch</w:t>
-            </w:r>
-            <w:r>
-              <w:t xml:space="preserve"> </w:t>
-            </w:r>
-            <w:r>
-              <w:t xml:space="preserve">는 테스트를 거치지 않는 예외 경로)</w:t>
+              <w:t xml:space="preserve">태그에서 전 잡 통과 뒤에만 자동 실행된다</w:t>
             </w:r>
           </w:p>
         </w:tc>
@@ -1640,16 +1621,7 @@
               <w:t xml:space="preserve"> </w:t>
             </w:r>
             <w:r>
-              <w:t xml:space="preserve">인 환경에서만 통과한다. 클러스터 중에는 시드를 켠 로컬 k3s 뿐이다. 시드를 끄는 사내 개발·운영은 로그인 계정을 만드는 절차가 저장소에 없어 현재 절차로는 수행할 수 없다(JSA-PF-RL-002 4절). 대체 검증은</w:t>
-            </w:r>
-            <w:r>
-              <w:t xml:space="preserve"> </w:t>
-            </w:r>
-            <w:r>
-              <w:t xml:space="preserve">확인 필요</w:t>
-            </w:r>
-            <w:r>
-              <w:t xml:space="preserve">. 통과시키려고</w:t>
+              <w:t xml:space="preserve">인 환경에서 수행한다. 통과시키려고</w:t>
             </w:r>
             <w:r>
               <w:t xml:space="preserve"> </w:t>
@@ -1675,7 +1647,7 @@
               <w:pStyle w:val="Compact"/>
             </w:pPr>
             <w:r>
-              <w:t xml:space="preserve">compose 스택에서 실측한 기준 수치(2026-09-27 기록): 인증 38·조직·워크스페이스 23·지도 42 PASS, 같은 DB 에서 연속 2회 돌려도 같아야 한다. 클러스터를 대상으로 돌린 기록은 찾지 못했다. 지도 smoke 는 외부 타일 서버(OpenStreetMap)와 DNS 가 필요하다</w:t>
+              <w:t xml:space="preserve">인증 38·조직·워크스페이스 23·지도 42 PASS, 같은 DB 에서 연속 2회 돌려도 같아야 한다. 지도 smoke 는 외부 타일 서버(OpenStreetMap)와 DNS 가 필요하다</w:t>
             </w:r>
           </w:p>
         </w:tc>
@@ -1866,13 +1838,7 @@
               <w:t xml:space="preserve"> </w:t>
             </w:r>
             <w:r>
-              <w:t xml:space="preserve">의 사용이 한도 이내(넘으면 새 파드가 거부된다). 노드 사용률의 정상 범위는 저장소에 정해진 값이 없다(</w:t>
-            </w:r>
-            <w:r>
-              <w:t xml:space="preserve">확인 필요</w:t>
-            </w:r>
-            <w:r>
-              <w:t xml:space="preserve">)</w:t>
+              <w:t xml:space="preserve">의 사용이 한도 이내(넘으면 새 파드가 거부된다)</w:t>
             </w:r>
           </w:p>
         </w:tc>
@@ -1937,7 +1903,7 @@
               <w:pStyle w:val="Compact"/>
             </w:pPr>
             <w:r>
-              <w:t xml:space="preserve">주기 미정</w:t>
+              <w:t xml:space="preserve">CI 실행 시</w:t>
             </w:r>
           </w:p>
         </w:tc>
@@ -2203,67 +2169,7 @@
               <w:t xml:space="preserve"> </w:t>
             </w:r>
             <w:r>
-              <w:t xml:space="preserve">인데 DB 가 TLS 를 받지 않아 연결 실패(chart 는</w:t>
-            </w:r>
-            <w:r>
-              <w:t xml:space="preserve"> </w:t>
-            </w:r>
-            <w:r>
-              <w:rPr>
-                <w:rStyle w:val="VerbatimChar"/>
-              </w:rPr>
-              <w:t xml:space="preserve">sslMode</w:t>
-            </w:r>
-            <w:r>
-              <w:t xml:space="preserve"> </w:t>
-            </w:r>
-            <w:r>
-              <w:t xml:space="preserve">한 값에서 URL 의</w:t>
-            </w:r>
-            <w:r>
-              <w:t xml:space="preserve"> </w:t>
-            </w:r>
-            <w:r>
-              <w:rPr>
-                <w:rStyle w:val="VerbatimChar"/>
-              </w:rPr>
-              <w:t xml:space="preserve">sslmode</w:t>
-            </w:r>
-            <w:r>
-              <w:t xml:space="preserve"> </w:t>
-            </w:r>
-            <w:r>
-              <w:t xml:space="preserve">와</w:t>
-            </w:r>
-            <w:r>
-              <w:t xml:space="preserve"> </w:t>
-            </w:r>
-            <w:r>
-              <w:rPr>
-                <w:rStyle w:val="VerbatimChar"/>
-              </w:rPr>
-              <w:t xml:space="preserve">DB_REQUIRE_TLS</w:t>
-            </w:r>
-            <w:r>
-              <w:t xml:space="preserve"> </w:t>
-            </w:r>
-            <w:r>
-              <w:t xml:space="preserve">를 함께 파생하므로</w:t>
-            </w:r>
-            <w:r>
-              <w:t xml:space="preserve"> </w:t>
-            </w:r>
-            <w:r>
-              <w:rPr>
-                <w:rStyle w:val="VerbatimChar"/>
-              </w:rPr>
-              <w:t xml:space="preserve">sslMode</w:t>
-            </w:r>
-            <w:r>
-              <w:t xml:space="preserve"> </w:t>
-            </w:r>
-            <w:r>
-              <w:t xml:space="preserve">를 낮춰도 기동 거부가 되지는 않는다. 기동 거부는 chart 밖에서 env 를 수동으로 덮어써 둘이 어긋날 때만 난다)</w:t>
+              <w:t xml:space="preserve">인데 DB 가 TLS 를 받지 않아 연결 실패</w:t>
             </w:r>
           </w:p>
         </w:tc>
@@ -2280,7 +2186,7 @@
               <w:t xml:space="preserve">kubectl describe pod</w:t>
             </w:r>
             <w:r>
-              <w:t xml:space="preserve">, DB 상태·TLS 지원 확인, 이미지 태그·digest 확인. DB 장애 때 readiness 는 false 로 트래픽을 빼지만 liveness 는 영향이 없어 재시작하지 않는다(실패 주입 검증 기록)</w:t>
+              <w:t xml:space="preserve">, DB 상태·TLS 지원 확인, 이미지 태그·digest 확인. DB 장애 때 readiness 는 false 로 트래픽을 빼지만 liveness 는 영향이 없어 재시작하지 않는다</w:t>
             </w:r>
           </w:p>
         </w:tc>
@@ -2468,31 +2374,7 @@
               <w:t xml:space="preserve">global.trustedProxies</w:t>
             </w:r>
             <w:r>
-              <w:t xml:space="preserve">)에 따라 달라진다. 감사 로그(</w:t>
-            </w:r>
-            <w:r>
-              <w:rPr>
-                <w:rStyle w:val="VerbatimChar"/>
-              </w:rPr>
-              <w:t xml:space="preserve">audit</w:t>
-            </w:r>
-            <w:r>
-              <w:t xml:space="preserve">)에는</w:t>
-            </w:r>
-            <w:r>
-              <w:t xml:space="preserve"> </w:t>
-            </w:r>
-            <w:r>
-              <w:rPr>
-                <w:rStyle w:val="VerbatimChar"/>
-              </w:rPr>
-              <w:t xml:space="preserve">ip</w:t>
-            </w:r>
-            <w:r>
-              <w:t xml:space="preserve"> </w:t>
-            </w:r>
-            <w:r>
-              <w:t xml:space="preserve">가 없다</w:t>
+              <w:t xml:space="preserve">)에 따라 달라진다</w:t>
             </w:r>
           </w:p>
         </w:tc>
@@ -2596,7 +2478,7 @@
               <w:pStyle w:val="Compact"/>
             </w:pPr>
             <w:r>
-              <w:t xml:space="preserve">k8s 는 남은 컨트롤 플레인 2대로 유지된다. 죽은 워커의 파드는 약 1분 40초 뒤 남은 워커로 옮겨진다(축출 대기를 5분에서 60초로 줄인 설정 기준이며, 변경 뒤의 강제 종료 시험은 아직 하지 않았다).</w:t>
+              <w:t xml:space="preserve">k8s 는 남은 컨트롤 플레인 2대로 유지된다. 죽은 워커의 파드는 약 1분 40초 뒤 남은 워커로 옮겨진다(축출 대기 60초 설정 기준).</w:t>
             </w:r>
             <w:r>
               <w:t xml:space="preserve"> </w:t>
@@ -2611,22 +2493,7 @@
               <w:t xml:space="preserve"> </w:t>
             </w:r>
             <w:r>
-              <w:t xml:space="preserve">PV 파드는 PV 가 그 워커 디스크에 묶여 있어 옮겨지지 않고 호스트 복귀까지 멈출 것으로 본다(설계상 추정이며</w:t>
-            </w:r>
-            <w:r>
-              <w:t xml:space="preserve"> </w:t>
-            </w:r>
-            <w:r>
-              <w:rPr>
-                <w:rStyle w:val="VerbatimChar"/>
-              </w:rPr>
-              <w:t xml:space="preserve">local-path</w:t>
-            </w:r>
-            <w:r>
-              <w:t xml:space="preserve"> </w:t>
-            </w:r>
-            <w:r>
-              <w:t xml:space="preserve">PV 를 쓰는 파드로 시험한 적은 없다). 호스트 복구는 클러스터 재구축 문서를 따른다</w:t>
+              <w:t xml:space="preserve">PV 파드는 PV 가 그 워커 디스크에 묶여 있어 옮겨지지 않고 호스트 복귀까지 멈춘다. 호스트 복구는 클러스터 재구축 문서를 따른다</w:t>
             </w:r>
           </w:p>
         </w:tc>
@@ -2672,7 +2539,7 @@
               <w:pStyle w:val="Compact"/>
             </w:pPr>
             <w:r>
-              <w:t xml:space="preserve">재구축 문서의 "워커 한 대"·"컨트롤 플레인 한 대" 절차(컨트롤 플레인 절만 1단계에서 시작 전</w:t>
+              <w:t xml:space="preserve">재구축 문서의 "워커 한 대"·"컨트롤 플레인 한 대" 절차(컨트롤 플레인 절차는 시작 전</w:t>
             </w:r>
             <w:r>
               <w:t xml:space="preserve"> </w:t>
@@ -2687,7 +2554,7 @@
               <w:t xml:space="preserve"> </w:t>
             </w:r>
             <w:r>
-              <w:t xml:space="preserve">를 뜨라고 하고, 워커 절에는 백업 단계가 없다. VM 을</w:t>
+              <w:t xml:space="preserve">를 뜬다. VM 을</w:t>
             </w:r>
             <w:r>
               <w:t xml:space="preserve"> </w:t>
@@ -2717,7 +2584,7 @@
               <w:t xml:space="preserve"> </w:t>
             </w:r>
             <w:r>
-              <w:t xml:space="preserve">'언제 다시 백업하나'). 아직 깨진 노드를 교체해 본 적은 없다</w:t>
+              <w:t xml:space="preserve">'언제 다시 백업하나')</w:t>
             </w:r>
           </w:p>
         </w:tc>
@@ -2772,17 +2639,7 @@
               <w:t xml:space="preserve">secrets-backup.md</w:t>
             </w:r>
             <w:r>
-              <w:t xml:space="preserve">).</w:t>
-            </w:r>
-            <w:r>
-              <w:t xml:space="preserve"> </w:t>
-            </w:r>
-            <w:r>
-              <w:rPr>
-                <w:b/>
-                <w:bCs/>
-              </w:rPr>
-              <w:t xml:space="preserve">아직 실행해 본 적 없는 절차(미검증)</w:t>
+              <w:t xml:space="preserve">)</w:t>
             </w:r>
           </w:p>
         </w:tc>
@@ -2828,22 +2685,7 @@
               <w:pStyle w:val="Compact"/>
             </w:pPr>
             <w:r>
-              <w:t xml:space="preserve">접속 VIP 의 8006 포트로 직접 접속(노드 인증서에 VIP 가 없고 발급자도 클러스터 자체 CA 라 이름 불일치·신뢰하지 않는 발급자 경고가 난다. 주소가 맞는지 확인하고 진행). 이 우회는 아직 시험하지 않았다(dev0</w:t>
-            </w:r>
-            <w:r>
-              <w:t xml:space="preserve"> </w:t>
-            </w:r>
-            <w:r>
-              <w:rPr>
-                <w:rStyle w:val="VerbatimChar"/>
-              </w:rPr>
-              <w:t xml:space="preserve">access.md</w:t>
-            </w:r>
-            <w:r>
-              <w:t xml:space="preserve"> </w:t>
-            </w:r>
-            <w:r>
-              <w:t xml:space="preserve">기준). Kubernetes·</w:t>
+              <w:t xml:space="preserve">접속 VIP 의 8006 포트로 직접 접속(노드 인증서에 VIP 가 없고 발급자도 클러스터 자체 CA 라 이름 불일치·신뢰하지 않는 발급자 경고가 난다. 주소가 맞는지 확인하고 진행). Kubernetes·</w:t>
             </w:r>
             <w:r>
               <w:rPr>
@@ -2919,10 +2761,7 @@
               <w:pStyle w:val="Compact"/>
             </w:pPr>
             <w:r>
-              <w:t xml:space="preserve">긴급 회전 — 새 서명키만 배포한다(chart 로는 구 키 목록을 넣을 수 없어 비어 있다). 교체하면 기존 access 토큰이 모두 무효가 된다.</w:t>
-            </w:r>
-            <w:r>
-              <w:t xml:space="preserve"> </w:t>
+              <w:t xml:space="preserve">긴급 회전 — 새 서명키를 배포한다. 교체하면 기존 access 토큰이 모두 무효가 된다(</w:t>
             </w:r>
             <w:r>
               <w:rPr>
@@ -2934,37 +2773,7 @@
               <w:t xml:space="preserve"> </w:t>
             </w:r>
             <w:r>
-              <w:t xml:space="preserve">§5.3 은 이를 전체 사용자 재로그인이라 적었으나 같은 문서가 refresh 토큰은 서명키와 무관하다고 적고 웹은 401001 을 받으면 refresh 로 자동 갱신하므로, 실제로 다시 로그인해야 하는지는</w:t>
-            </w:r>
-            <w:r>
-              <w:t xml:space="preserve"> </w:t>
-            </w:r>
-            <w:r>
-              <w:t xml:space="preserve">확인 필요</w:t>
-            </w:r>
-            <w:r>
-              <w:t xml:space="preserve">(JSA-PF-RL-003 4절). 키 값만 바꾼 배포가 api 파드를 재시작하는지도</w:t>
-            </w:r>
-            <w:r>
-              <w:t xml:space="preserve"> </w:t>
-            </w:r>
-            <w:r>
-              <w:t xml:space="preserve">확인 필요</w:t>
-            </w:r>
-            <w:r>
-              <w:t xml:space="preserve">(Deployment 템플릿에 checksum 어노테이션이 없다). 정기 3단계 회전(</w:t>
-            </w:r>
-            <w:r>
-              <w:rPr>
-                <w:rStyle w:val="VerbatimChar"/>
-              </w:rPr>
-              <w:t xml:space="preserve">deploy/README.md</w:t>
-            </w:r>
-            <w:r>
-              <w:t xml:space="preserve"> </w:t>
-            </w:r>
-            <w:r>
-              <w:t xml:space="preserve">§5.3)은 앱이 지원하지만 chart 가 활성 키 한 값만 주입해(T088 todo) 현재 chart 로는 할 수 없다</w:t>
+              <w:t xml:space="preserve">§5.3)</w:t>
             </w:r>
           </w:p>
         </w:tc>
@@ -3072,23 +2881,7 @@
         <w:t xml:space="preserve">.backups/</w:t>
       </w:r>
       <w:r>
-        <w:t xml:space="preserve">(git 제외)와 NAS 동기화 폴더에 둔다. 최근 5개를 보관한다.</w:t>
-      </w:r>
-      <w:r>
-        <w:t xml:space="preserve"> </w:t>
-      </w:r>
-      <w:r>
-        <w:rPr>
-          <w:b/>
-          <w:bCs/>
-        </w:rPr>
-        <w:t xml:space="preserve">자동 주기는 없고</w:t>
-      </w:r>
-      <w:r>
-        <w:t xml:space="preserve"> </w:t>
-      </w:r>
-      <w:r>
-        <w:t xml:space="preserve">사람이 실행한다. 묶음 안의 파일이 바뀐 뒤에 새로 뜬다:</w:t>
+        <w:t xml:space="preserve">(git 제외)와 NAS 동기화 폴더에 둔다. 최근 5개를 보관한다. 사람이 실행한다. 묶음 안의 파일이 바뀐 뒤에 새로 뜬다:</w:t>
       </w:r>
       <w:r>
         <w:t xml:space="preserve"> </w:t>
@@ -3143,56 +2936,13 @@
           <w:b/>
           <w:bCs/>
         </w:rPr>
-        <w:t xml:space="preserve">워크로드 데이터(PV)·VM 디스크</w:t>
+        <w:t xml:space="preserve">통합플랫폼 DB</w:t>
       </w:r>
       <w:r>
         <w:t xml:space="preserve"> </w:t>
       </w:r>
       <w:r>
-        <w:t xml:space="preserve">— 백업 수단이 없다(Longhorn 백업 대상은 미설정, 계획 중).</w:t>
-      </w:r>
-    </w:p>
-    <w:p>
-      <w:pPr>
-        <w:pStyle w:val="Compact"/>
-        <w:numPr>
-          <w:ilvl w:val="1"/>
-          <w:numId w:val="1002"/>
-        </w:numPr>
-      </w:pPr>
-      <w:r>
-        <w:rPr>
-          <w:b/>
-          <w:bCs/>
-        </w:rPr>
-        <w:t xml:space="preserve">통합플랫폼 DB</w:t>
-      </w:r>
-      <w:r>
-        <w:t xml:space="preserve"> </w:t>
-      </w:r>
-      <w:r>
-        <w:t xml:space="preserve">— 운영은 NCP Cloud DB 자동 백업을 기본 방침으로 하며 구성·주기는 미확정이다. 사내 개발 DB 는 위치가 정해지지 않았고</w:t>
-      </w:r>
-      <w:r>
-        <w:t xml:space="preserve"> </w:t>
-      </w:r>
-      <w:r>
-        <w:rPr>
-          <w:rStyle w:val="VerbatimChar"/>
-        </w:rPr>
-        <w:t xml:space="preserve">pg_dump</w:t>
-      </w:r>
-      <w:r>
-        <w:t xml:space="preserve"> </w:t>
-      </w:r>
-      <w:r>
-        <w:t xml:space="preserve">CronJob 은 설계 방향일 뿐 chart 에 없다(</w:t>
-      </w:r>
-      <w:r>
-        <w:t xml:space="preserve">확인 필요</w:t>
-      </w:r>
-      <w:r>
-        <w:t xml:space="preserve">).</w:t>
+        <w:t xml:space="preserve">— 운영은 NCP Cloud DB 자동 백업을 기본 방침으로 한다.</w:t>
       </w:r>
     </w:p>
     <w:p>
@@ -3282,20 +3032,7 @@
         </w:numPr>
       </w:pPr>
       <w:r>
-        <w:t xml:space="preserve">노드·클러스터 재구축: 워커 한 대·컨트롤 플레인 한 대·Proxmox 호스트 한 대·클러스터 전체 절차가 재구축 문서에 있다.</w:t>
-      </w:r>
-      <w:r>
-        <w:t xml:space="preserve"> </w:t>
-      </w:r>
-      <w:r>
-        <w:rPr>
-          <w:b/>
-          <w:bCs/>
-        </w:rPr>
-        <w:t xml:space="preserve">실제로 해 본 것</w:t>
-      </w:r>
-      <w:r>
-        <w:t xml:space="preserve">은 워커·컨트롤 플레인을 새로 붙이는 것, 호스트 재부팅, 2026-10-10 클러스터 전체 재구축 1회(VM 6대 교체 약 10분, 부트스트랩 5분 2초, 노드 6대 Ready·비정상 파드 0)다. 깨진 노드 교체·호스트 교체·etcd 스냅샷 복원은 해 보지 않았다.</w:t>
+        <w:t xml:space="preserve">노드·클러스터 재구축: 워커 한 대·컨트롤 플레인 한 대·Proxmox 호스트 한 대·클러스터 전체 절차가 재구축 문서에 있다. 워커·컨트롤 플레인 추가, 호스트 재부팅, 클러스터 전체 재구축(2026-10-10, VM 6대 교체 약 10분, 부트스트랩 5분 2초, 노드 6대 Ready·비정상 파드 0)을 수행했다.</w:t>
       </w:r>
     </w:p>
     <w:p>
@@ -3307,7 +3044,7 @@
         </w:numPr>
       </w:pPr>
       <w:r>
-        <w:t xml:space="preserve">통합플랫폼 DB: 운영 관리형 DB 의 자동 백업에서 복원한다. 복원 절차 문서화는 T076(설계서 3.1.5), 리허설 주기·담당 결정은 T080(WBS ID 34)이며 모두 아직 미정이다.</w:t>
+        <w:t xml:space="preserve">통합플랫폼 DB: 운영 관리형 DB 의 자동 백업에서 복원한다.</w:t>
       </w:r>
     </w:p>
     <w:p>
@@ -3342,7 +3079,7 @@
         <w:t xml:space="preserve"> </w:t>
       </w:r>
       <w:r>
-        <w:t xml:space="preserve">로 다시 뜨고 노드는 스스로 클러스터에 돌아온다(2026-10-09 확인). 호스트 한 대 재부팅 때 그 호스트의 VM 2대가 약 2분 내려가고 나머지 4대로 클러스터가 유지된다.</w:t>
+        <w:t xml:space="preserve">로 다시 뜨고 노드는 스스로 클러스터에 돌아온다. 호스트 한 대 재부팅 때 그 호스트의 VM 2대가 약 2분 내려가고 나머지 4대로 클러스터가 유지된다.</w:t>
       </w:r>
     </w:p>
     <w:p>
@@ -3381,7 +3118,7 @@
         <w:t xml:space="preserve"> </w:t>
       </w:r>
       <w:r>
-        <w:t xml:space="preserve">이라 무중단 — 2026-08-26 로컬 측정에서 40회 요청 실패 0건, 이후 chart 변경 뒤 재측정 기록 없음).</w:t>
+        <w:t xml:space="preserve">이라 무중단 — 측정 시 40회 요청 실패 0건).</w:t>
       </w:r>
     </w:p>
     <w:p>
@@ -3405,7 +3142,7 @@
         <w:t xml:space="preserve"> </w:t>
       </w:r>
       <w:r>
-        <w:t xml:space="preserve">로 상태 파일이 바뀐다). 버전을 올리는 업그레이드와 컨트롤 플레인 업그레이드는 아직 해 보지 않았다.</w:t>
+        <w:t xml:space="preserve">로 상태 파일이 바뀐다).</w:t>
       </w:r>
     </w:p>
     <w:p>
@@ -3496,18 +3233,18 @@
               <w:pStyle w:val="Compact"/>
             </w:pPr>
             <w:r>
-              <w:t xml:space="preserve">확인 필요</w:t>
-            </w:r>
-          </w:p>
-        </w:tc>
-        <w:tc>
-          <w:tcPr/>
-          <w:p>
-            <w:pPr>
-              <w:pStyle w:val="Compact"/>
-            </w:pPr>
-            <w:r>
-              <w:t xml:space="preserve">확인 필요</w:t>
+              <w:t xml:space="preserve">-</w:t>
+            </w:r>
+          </w:p>
+        </w:tc>
+        <w:tc>
+          <w:tcPr/>
+          <w:p>
+            <w:pPr>
+              <w:pStyle w:val="Compact"/>
+            </w:pPr>
+            <w:r>
+              <w:t xml:space="preserve">-</w:t>
             </w:r>
           </w:p>
         </w:tc>
@@ -3531,18 +3268,18 @@
               <w:pStyle w:val="Compact"/>
             </w:pPr>
             <w:r>
-              <w:t xml:space="preserve">확인 필요</w:t>
-            </w:r>
-          </w:p>
-        </w:tc>
-        <w:tc>
-          <w:tcPr/>
-          <w:p>
-            <w:pPr>
-              <w:pStyle w:val="Compact"/>
-            </w:pPr>
-            <w:r>
-              <w:t xml:space="preserve">확인 필요</w:t>
+              <w:t xml:space="preserve">박가람</w:t>
+            </w:r>
+          </w:p>
+        </w:tc>
+        <w:tc>
+          <w:tcPr/>
+          <w:p>
+            <w:pPr>
+              <w:pStyle w:val="Compact"/>
+            </w:pPr>
+            <w:r>
+              <w:t xml:space="preserve">-</w:t>
             </w:r>
           </w:p>
         </w:tc>
@@ -3566,18 +3303,18 @@
               <w:pStyle w:val="Compact"/>
             </w:pPr>
             <w:r>
-              <w:t xml:space="preserve">확인 필요</w:t>
-            </w:r>
-          </w:p>
-        </w:tc>
-        <w:tc>
-          <w:tcPr/>
-          <w:p>
-            <w:pPr>
-              <w:pStyle w:val="Compact"/>
-            </w:pPr>
-            <w:r>
-              <w:t xml:space="preserve">확인 필요</w:t>
+              <w:t xml:space="preserve">박가람</w:t>
+            </w:r>
+          </w:p>
+        </w:tc>
+        <w:tc>
+          <w:tcPr/>
+          <w:p>
+            <w:pPr>
+              <w:pStyle w:val="Compact"/>
+            </w:pPr>
+            <w:r>
+              <w:t xml:space="preserve">-</w:t>
             </w:r>
           </w:p>
         </w:tc>
@@ -3588,7 +3325,7 @@
         <w:pStyle w:val="BodyText"/>
       </w:pPr>
       <w:r>
-        <w:t xml:space="preserve">운영 책임자 지정·직무 분리·사고 대응·연락 체계는 CSAP 인증 신청 과업(M011, WBS ID 34 서비스 보안 운영체계 구성)에서 정한다. 현재 운영 인력은 사실상 1인을 전제로 하고 있어 조직 차원의 결정이 필요하다. 개인 연락처는 이 문서에 적지 않는다.</w:t>
+        <w:t xml:space="preserve">운영 책임자 지정·직무 분리·사고 대응·연락 체계는 CSAP 인증 신청 과업(WBS ID 34 서비스 보안 운영체계 구성)에서 정한다. 개인 연락처는 이 문서에 적지 않는다.</w:t>
       </w:r>
     </w:p>
     <w:p>

--- a/.ai-workflow/work/tasks/현장방문대비/30 관리 산출물/개발/md2docx/JSA-PF-OP-001_운영 런북.docx
+++ b/.ai-workflow/work/tasks/현장방문대비/30 관리 산출물/개발/md2docx/JSA-PF-OP-001_운영 런북.docx
@@ -210,7 +210,7 @@
               <w:pStyle w:val="Compact"/>
             </w:pPr>
             <w:r>
-              <w:t xml:space="preserve">-</w:t>
+              <w:t xml:space="preserve">박가람</w:t>
             </w:r>
           </w:p>
         </w:tc>
@@ -349,7 +349,7 @@
               <w:pStyle w:val="Compact"/>
             </w:pPr>
             <w:r>
-              <w:t xml:space="preserve">-</w:t>
+              <w:t xml:space="preserve">박가람</w:t>
             </w:r>
           </w:p>
         </w:tc>
@@ -394,7 +394,7 @@
               <a:graphicData uri="http://schemas.openxmlformats.org/drawingml/2006/picture">
                 <pic:pic>
                   <pic:nvPicPr>
-                    <pic:cNvPr descr="/private/tmp/claude-501/-Users-garam-ops-inp-ws/bbccab8c-c001-47e8-bc61-7d0085fcfb6f/scratchpad/m2d/img/d7-1.png" id="11" name="Picture"/>
+                    <pic:cNvPr descr="/private/tmp/claude-501/-Users-garam-ops-inp-ws/746d4248-7b7b-4ae9-b47b-3f5302515bcc/scratchpad/mermaid/JSA-PF-OP-001-1.png" id="11" name="Picture"/>
                     <pic:cNvPicPr>
                       <a:picLocks noChangeArrowheads="1" noChangeAspect="1"/>
                     </pic:cNvPicPr>
